--- a/00-首页/题组Word/初赛模拟卷（老·I~IX）/真题版式/初赛模拟卷VII（非有机·学生版·真题版式）.docx
+++ b/00-首页/题组Word/初赛模拟卷（老·I~IX）/真题版式/初赛模拟卷VII（非有机·学生版·真题版式）.docx
@@ -1672,7 +1672,7 @@
       <w:r>
         <w:drawing>
           <wp:inline>
-            <wp:extent cx="2870200" cy="3352800"/>
+            <wp:extent cx="1725818" cy="2015999"/>
             <wp:effectExtent b="0" l="0" r="0" t="0"/>
             <wp:docPr descr="" title="" id="31" name="Picture"/>
             <a:graphic>
@@ -1693,7 +1693,7 @@
                   <pic:spPr bwMode="auto">
                     <a:xfrm>
                       <a:off x="0" y="0"/>
-                      <a:ext cx="2870200" cy="3352800"/>
+                      <a:ext cx="1725818" cy="2015999"/>
                     </a:xfrm>
                     <a:prstGeom prst="rect">
                       <a:avLst/>
@@ -7164,7 +7164,7 @@
       <w:r>
         <w:drawing>
           <wp:inline>
-            <wp:extent cx="2520000" cy="5217024"/>
+            <wp:extent cx="1147688" cy="2376000"/>
             <wp:effectExtent b="0" l="0" r="0" t="0"/>
             <wp:docPr descr="" title="" id="42" name="Picture"/>
             <a:graphic>
@@ -7185,7 +7185,7 @@
                   <pic:spPr bwMode="auto">
                     <a:xfrm>
                       <a:off x="0" y="0"/>
-                      <a:ext cx="2520000" cy="5217024"/>
+                      <a:ext cx="1147688" cy="2376000"/>
                     </a:xfrm>
                     <a:prstGeom prst="rect">
                       <a:avLst/>
@@ -7328,7 +7328,7 @@
       <w:r>
         <w:drawing>
           <wp:inline>
-            <wp:extent cx="2520000" cy="4467772"/>
+            <wp:extent cx="1340157" cy="2376000"/>
             <wp:effectExtent b="0" l="0" r="0" t="0"/>
             <wp:docPr descr="" title="" id="45" name="Picture"/>
             <a:graphic>
@@ -7349,7 +7349,7 @@
                   <pic:spPr bwMode="auto">
                     <a:xfrm>
                       <a:off x="0" y="0"/>
-                      <a:ext cx="2520000" cy="4467772"/>
+                      <a:ext cx="1340157" cy="2376000"/>
                     </a:xfrm>
                     <a:prstGeom prst="rect">
                       <a:avLst/>
@@ -7373,7 +7373,7 @@
       <w:r>
         <w:drawing>
           <wp:inline>
-            <wp:extent cx="2520000" cy="4429090"/>
+            <wp:extent cx="1351862" cy="2376000"/>
             <wp:effectExtent b="0" l="0" r="0" t="0"/>
             <wp:docPr descr="" title="" id="48" name="Picture"/>
             <a:graphic>
@@ -7394,7 +7394,7 @@
                   <pic:spPr bwMode="auto">
                     <a:xfrm>
                       <a:off x="0" y="0"/>
-                      <a:ext cx="2520000" cy="4429090"/>
+                      <a:ext cx="1351862" cy="2376000"/>
                     </a:xfrm>
                     <a:prstGeom prst="rect">
                       <a:avLst/>
@@ -7418,7 +7418,7 @@
       <w:r>
         <w:drawing>
           <wp:inline>
-            <wp:extent cx="2520000" cy="4500786"/>
+            <wp:extent cx="1330327" cy="2376000"/>
             <wp:effectExtent b="0" l="0" r="0" t="0"/>
             <wp:docPr descr="" title="" id="51" name="Picture"/>
             <a:graphic>
@@ -7439,7 +7439,7 @@
                   <pic:spPr bwMode="auto">
                     <a:xfrm>
                       <a:off x="0" y="0"/>
-                      <a:ext cx="2520000" cy="4500786"/>
+                      <a:ext cx="1330327" cy="2376000"/>
                     </a:xfrm>
                     <a:prstGeom prst="rect">
                       <a:avLst/>
@@ -8249,7 +8249,7 @@
       <w:r>
         <w:drawing>
           <wp:inline>
-            <wp:extent cx="3600000" cy="2681305"/>
+            <wp:extent cx="2513402" cy="1872000"/>
             <wp:effectExtent b="0" l="0" r="0" t="0"/>
             <wp:docPr descr="" title="" id="55" name="Picture"/>
             <a:graphic>
@@ -8270,7 +8270,7 @@
                   <pic:spPr bwMode="auto">
                     <a:xfrm>
                       <a:off x="0" y="0"/>
-                      <a:ext cx="3600000" cy="2681305"/>
+                      <a:ext cx="2513402" cy="1872000"/>
                     </a:xfrm>
                     <a:prstGeom prst="rect">
                       <a:avLst/>
@@ -8311,7 +8311,7 @@
       <w:r>
         <w:drawing>
           <wp:inline>
-            <wp:extent cx="3600000" cy="2700000"/>
+            <wp:extent cx="2496000" cy="1872000"/>
             <wp:effectExtent b="0" l="0" r="0" t="0"/>
             <wp:docPr descr="" title="" id="58" name="Picture"/>
             <a:graphic>
@@ -8332,7 +8332,7 @@
                   <pic:spPr bwMode="auto">
                     <a:xfrm>
                       <a:off x="0" y="0"/>
-                      <a:ext cx="3600000" cy="2700000"/>
+                      <a:ext cx="2496000" cy="1872000"/>
                     </a:xfrm>
                     <a:prstGeom prst="rect">
                       <a:avLst/>
@@ -8639,7 +8639,7 @@
       <w:r>
         <w:drawing>
           <wp:inline>
-            <wp:extent cx="3240000" cy="3704603"/>
+            <wp:extent cx="1763168" cy="2015999"/>
             <wp:effectExtent b="0" l="0" r="0" t="0"/>
             <wp:docPr descr="" title="" id="61" name="Picture"/>
             <a:graphic>
@@ -8660,7 +8660,7 @@
                   <pic:spPr bwMode="auto">
                     <a:xfrm>
                       <a:off x="0" y="0"/>
-                      <a:ext cx="3240000" cy="3704603"/>
+                      <a:ext cx="1763168" cy="2015999"/>
                     </a:xfrm>
                     <a:prstGeom prst="rect">
                       <a:avLst/>
@@ -8701,7 +8701,7 @@
       <w:r>
         <w:drawing>
           <wp:inline>
-            <wp:extent cx="2844800" cy="3289300"/>
+            <wp:extent cx="1743567" cy="2015999"/>
             <wp:effectExtent b="0" l="0" r="0" t="0"/>
             <wp:docPr descr="" title="" id="64" name="Picture"/>
             <a:graphic>
@@ -8722,7 +8722,7 @@
                   <pic:spPr bwMode="auto">
                     <a:xfrm>
                       <a:off x="0" y="0"/>
-                      <a:ext cx="2844800" cy="3289300"/>
+                      <a:ext cx="1743567" cy="2015999"/>
                     </a:xfrm>
                     <a:prstGeom prst="rect">
                       <a:avLst/>
@@ -9368,7 +9368,7 @@
       <w:r>
         <w:drawing>
           <wp:inline>
-            <wp:extent cx="3600000" cy="693904"/>
+            <wp:extent cx="2520000" cy="485733"/>
             <wp:effectExtent b="0" l="0" r="0" t="0"/>
             <wp:docPr descr="" title="" id="68" name="Picture"/>
             <a:graphic>
@@ -9389,7 +9389,7 @@
                   <pic:spPr bwMode="auto">
                     <a:xfrm>
                       <a:off x="0" y="0"/>
-                      <a:ext cx="3600000" cy="693904"/>
+                      <a:ext cx="2520000" cy="485733"/>
                     </a:xfrm>
                     <a:prstGeom prst="rect">
                       <a:avLst/>
@@ -12264,7 +12264,7 @@
       <w:r>
         <w:drawing>
           <wp:inline>
-            <wp:extent cx="3240000" cy="3497383"/>
+            <wp:extent cx="1867636" cy="2015999"/>
             <wp:effectExtent b="0" l="0" r="0" t="0"/>
             <wp:docPr descr="" title="" id="75" name="Picture"/>
             <a:graphic>
@@ -12285,7 +12285,7 @@
                   <pic:spPr bwMode="auto">
                     <a:xfrm>
                       <a:off x="0" y="0"/>
-                      <a:ext cx="3240000" cy="3497383"/>
+                      <a:ext cx="1867636" cy="2015999"/>
                     </a:xfrm>
                     <a:prstGeom prst="rect">
                       <a:avLst/>
